--- a/docs/quarto/reports/etapa1.docx
+++ b/docs/quarto/reports/etapa1.docx
@@ -60,88 +60,7 @@
         <w:rPr>
           <w:rStyle w:val="VerbatimChar"/>
         </w:rPr>
-        <w:t xml:space="preserve">── Attaching core tidyverse packages ──────────────────────── tidyverse 2.0.0 ──</w:t>
-      </w:r>
-      <w:r>
-        <w:br/>
-      </w:r>
-      <w:r>
-        <w:rPr>
-          <w:rStyle w:val="VerbatimChar"/>
-        </w:rPr>
-        <w:t xml:space="preserve">✔ dplyr     1.1.4     ✔ readr     2.1.5</w:t>
-      </w:r>
-      <w:r>
-        <w:br/>
-      </w:r>
-      <w:r>
-        <w:rPr>
-          <w:rStyle w:val="VerbatimChar"/>
-        </w:rPr>
-        <w:t xml:space="preserve">✔ forcats   1.0.1     ✔ stringr   1.5.2</w:t>
-      </w:r>
-      <w:r>
-        <w:br/>
-      </w:r>
-      <w:r>
-        <w:rPr>
-          <w:rStyle w:val="VerbatimChar"/>
-        </w:rPr>
-        <w:t xml:space="preserve">✔ ggplot2   4.0.0     ✔ tibble    3.3.0</w:t>
-      </w:r>
-      <w:r>
-        <w:br/>
-      </w:r>
-      <w:r>
-        <w:rPr>
-          <w:rStyle w:val="VerbatimChar"/>
-        </w:rPr>
-        <w:t xml:space="preserve">✔ lubridate 1.9.4     ✔ tidyr     1.3.1</w:t>
-      </w:r>
-      <w:r>
-        <w:br/>
-      </w:r>
-      <w:r>
-        <w:rPr>
-          <w:rStyle w:val="VerbatimChar"/>
-        </w:rPr>
-        <w:t xml:space="preserve">✔ purrr     1.1.0     </w:t>
-      </w:r>
-      <w:r>
-        <w:br/>
-      </w:r>
-      <w:r>
-        <w:rPr>
-          <w:rStyle w:val="VerbatimChar"/>
-        </w:rPr>
-        <w:t xml:space="preserve">── Conflicts ────────────────────────────────────────── tidyverse_conflicts() ──</w:t>
-      </w:r>
-      <w:r>
-        <w:br/>
-      </w:r>
-      <w:r>
-        <w:rPr>
-          <w:rStyle w:val="VerbatimChar"/>
-        </w:rPr>
-        <w:t xml:space="preserve">✖ dplyr::filter() masks stats::filter()</w:t>
-      </w:r>
-      <w:r>
-        <w:br/>
-      </w:r>
-      <w:r>
-        <w:rPr>
-          <w:rStyle w:val="VerbatimChar"/>
-        </w:rPr>
-        <w:t xml:space="preserve">✖ dplyr::lag()    masks stats::lag()</w:t>
-      </w:r>
-      <w:r>
-        <w:br/>
-      </w:r>
-      <w:r>
-        <w:rPr>
-          <w:rStyle w:val="VerbatimChar"/>
-        </w:rPr>
-        <w:t xml:space="preserve">ℹ Use the conflicted package (&lt;http://conflicted.r-lib.org/&gt;) to force all conflicts to become errors</w:t>
+        <w:t xml:space="preserve">Warning: package 'tidyverse' was built under R version 4.5.1</w:t>
       </w:r>
     </w:p>
     <w:p>
@@ -150,15 +69,9 @@
       </w:pPr>
       <w:r>
         <w:rPr>
-          <w:rStyle w:val="FunctionTok"/>
-        </w:rPr>
-        <w:t xml:space="preserve">library</w:t>
-      </w:r>
-      <w:r>
-        <w:rPr>
-          <w:rStyle w:val="NormalTok"/>
-        </w:rPr>
-        <w:t xml:space="preserve">(here)</w:t>
+          <w:rStyle w:val="VerbatimChar"/>
+        </w:rPr>
+        <w:t xml:space="preserve">Warning: package 'ggplot2' was built under R version 4.5.1</w:t>
       </w:r>
     </w:p>
     <w:p>
@@ -169,7 +82,193 @@
         <w:rPr>
           <w:rStyle w:val="VerbatimChar"/>
         </w:rPr>
-        <w:t xml:space="preserve">here() starts at C:/Users/usuario/Downloads/GitHub/MA1001B</w:t>
+        <w:t xml:space="preserve">Warning: package 'tibble' was built under R version 4.5.1</w:t>
+      </w:r>
+    </w:p>
+    <w:p>
+      <w:pPr>
+        <w:pStyle w:val="SourceCode"/>
+      </w:pPr>
+      <w:r>
+        <w:rPr>
+          <w:rStyle w:val="VerbatimChar"/>
+        </w:rPr>
+        <w:t xml:space="preserve">Warning: package 'tidyr' was built under R version 4.5.1</w:t>
+      </w:r>
+    </w:p>
+    <w:p>
+      <w:pPr>
+        <w:pStyle w:val="SourceCode"/>
+      </w:pPr>
+      <w:r>
+        <w:rPr>
+          <w:rStyle w:val="VerbatimChar"/>
+        </w:rPr>
+        <w:t xml:space="preserve">Warning: package 'readr' was built under R version 4.5.1</w:t>
+      </w:r>
+    </w:p>
+    <w:p>
+      <w:pPr>
+        <w:pStyle w:val="SourceCode"/>
+      </w:pPr>
+      <w:r>
+        <w:rPr>
+          <w:rStyle w:val="VerbatimChar"/>
+        </w:rPr>
+        <w:t xml:space="preserve">Warning: package 'purrr' was built under R version 4.5.1</w:t>
+      </w:r>
+    </w:p>
+    <w:p>
+      <w:pPr>
+        <w:pStyle w:val="SourceCode"/>
+      </w:pPr>
+      <w:r>
+        <w:rPr>
+          <w:rStyle w:val="VerbatimChar"/>
+        </w:rPr>
+        <w:t xml:space="preserve">Warning: package 'dplyr' was built under R version 4.5.1</w:t>
+      </w:r>
+    </w:p>
+    <w:p>
+      <w:pPr>
+        <w:pStyle w:val="SourceCode"/>
+      </w:pPr>
+      <w:r>
+        <w:rPr>
+          <w:rStyle w:val="VerbatimChar"/>
+        </w:rPr>
+        <w:t xml:space="preserve">Warning: package 'stringr' was built under R version 4.5.1</w:t>
+      </w:r>
+    </w:p>
+    <w:p>
+      <w:pPr>
+        <w:pStyle w:val="SourceCode"/>
+      </w:pPr>
+      <w:r>
+        <w:rPr>
+          <w:rStyle w:val="VerbatimChar"/>
+        </w:rPr>
+        <w:t xml:space="preserve">Warning: package 'lubridate' was built under R version 4.5.1</w:t>
+      </w:r>
+    </w:p>
+    <w:p>
+      <w:pPr>
+        <w:pStyle w:val="SourceCode"/>
+      </w:pPr>
+      <w:r>
+        <w:rPr>
+          <w:rStyle w:val="VerbatimChar"/>
+        </w:rPr>
+        <w:t xml:space="preserve">── Attaching core tidyverse packages ──────────────────────── tidyverse 2.0.0 ──</w:t>
+      </w:r>
+      <w:r>
+        <w:br/>
+      </w:r>
+      <w:r>
+        <w:rPr>
+          <w:rStyle w:val="VerbatimChar"/>
+        </w:rPr>
+        <w:t xml:space="preserve">✔ dplyr     1.1.4     ✔ readr     2.1.5</w:t>
+      </w:r>
+      <w:r>
+        <w:br/>
+      </w:r>
+      <w:r>
+        <w:rPr>
+          <w:rStyle w:val="VerbatimChar"/>
+        </w:rPr>
+        <w:t xml:space="preserve">✔ forcats   1.0.1     ✔ stringr   1.5.2</w:t>
+      </w:r>
+      <w:r>
+        <w:br/>
+      </w:r>
+      <w:r>
+        <w:rPr>
+          <w:rStyle w:val="VerbatimChar"/>
+        </w:rPr>
+        <w:t xml:space="preserve">✔ ggplot2   4.0.0     ✔ tibble    3.3.0</w:t>
+      </w:r>
+      <w:r>
+        <w:br/>
+      </w:r>
+      <w:r>
+        <w:rPr>
+          <w:rStyle w:val="VerbatimChar"/>
+        </w:rPr>
+        <w:t xml:space="preserve">✔ lubridate 1.9.4     ✔ tidyr     1.3.1</w:t>
+      </w:r>
+      <w:r>
+        <w:br/>
+      </w:r>
+      <w:r>
+        <w:rPr>
+          <w:rStyle w:val="VerbatimChar"/>
+        </w:rPr>
+        <w:t xml:space="preserve">✔ purrr     1.1.0     </w:t>
+      </w:r>
+      <w:r>
+        <w:br/>
+      </w:r>
+      <w:r>
+        <w:rPr>
+          <w:rStyle w:val="VerbatimChar"/>
+        </w:rPr>
+        <w:t xml:space="preserve">── Conflicts ────────────────────────────────────────── tidyverse_conflicts() ──</w:t>
+      </w:r>
+      <w:r>
+        <w:br/>
+      </w:r>
+      <w:r>
+        <w:rPr>
+          <w:rStyle w:val="VerbatimChar"/>
+        </w:rPr>
+        <w:t xml:space="preserve">✖ dplyr::filter() masks stats::filter()</w:t>
+      </w:r>
+      <w:r>
+        <w:br/>
+      </w:r>
+      <w:r>
+        <w:rPr>
+          <w:rStyle w:val="VerbatimChar"/>
+        </w:rPr>
+        <w:t xml:space="preserve">✖ dplyr::lag()    masks stats::lag()</w:t>
+      </w:r>
+      <w:r>
+        <w:br/>
+      </w:r>
+      <w:r>
+        <w:rPr>
+          <w:rStyle w:val="VerbatimChar"/>
+        </w:rPr>
+        <w:t xml:space="preserve">ℹ Use the conflicted package (&lt;http://conflicted.r-lib.org/&gt;) to force all conflicts to become errors</w:t>
+      </w:r>
+    </w:p>
+    <w:p>
+      <w:pPr>
+        <w:pStyle w:val="SourceCode"/>
+      </w:pPr>
+      <w:r>
+        <w:rPr>
+          <w:rStyle w:val="FunctionTok"/>
+        </w:rPr>
+        <w:t xml:space="preserve">library</w:t>
+      </w:r>
+      <w:r>
+        <w:rPr>
+          <w:rStyle w:val="NormalTok"/>
+        </w:rPr>
+        <w:t xml:space="preserve">(here)</w:t>
+      </w:r>
+    </w:p>
+    <w:p>
+      <w:pPr>
+        <w:pStyle w:val="SourceCode"/>
+      </w:pPr>
+      <w:r>
+        <w:rPr>
+          <w:rStyle w:val="VerbatimChar"/>
+        </w:rPr>
+        <w:t xml:space="preserve">here() starts at C:/Users/verth/OneDrive/Documentos/GitHub/MA1001B</w:t>
       </w:r>
     </w:p>
     <w:p>
@@ -5961,6 +6060,14 @@
       </w:pPr>
       <w:r>
         <w:t xml:space="preserve">Se verifica que ya no hay datos perdidos en mi data set de interés.</w:t>
+      </w:r>
+    </w:p>
+    <w:p>
+      <w:pPr>
+        <w:pStyle w:val="BodyText"/>
+      </w:pPr>
+      <w:r>
+        <w:t xml:space="preserve">prueba</w:t>
       </w:r>
     </w:p>
     <w:bookmarkEnd w:id="24"/>
